--- a/testakten/erbstreit-krypto-multisig-edelmann-stuttgart/19_zeitstrahl_gesamtfall.docx
+++ b/testakten/erbstreit-krypto-multisig-edelmann-stuttgart/19_zeitstrahl_gesamtfall.docx
@@ -458,7 +458,7 @@
                 <w:rFonts w:ascii="Times New Roman" w:hAnsi="Times New Roman"/>
                 <w:sz w:val="20"/>
               </w:rPr>
-              <w:t>§ 1371 BGB</w:t>
+              <w:t>Paragraf 1371 BGB</w:t>
             </w:r>
           </w:p>
         </w:tc>
@@ -546,7 +546,7 @@
                 <w:rFonts w:ascii="Times New Roman" w:hAnsi="Times New Roman"/>
                 <w:sz w:val="20"/>
               </w:rPr>
-              <w:t>§ 2325 BGB; Frist bis 15.01.2028</w:t>
+              <w:t>Paragraf 2325 BGB; Frist bis 15.01.2028</w:t>
             </w:r>
           </w:p>
         </w:tc>
@@ -722,7 +722,7 @@
                 <w:rFonts w:ascii="Times New Roman" w:hAnsi="Times New Roman"/>
                 <w:sz w:val="20"/>
               </w:rPr>
-              <w:t>§ 2325 BGB; Frist bis 08.10.2030</w:t>
+              <w:t>Paragraf 2325 BGB; Frist bis 08.10.2030</w:t>
             </w:r>
           </w:p>
         </w:tc>
@@ -766,7 +766,7 @@
                 <w:rFonts w:ascii="Times New Roman" w:hAnsi="Times New Roman"/>
                 <w:sz w:val="20"/>
               </w:rPr>
-              <w:t>Schenkung? § 2325?</w:t>
+              <w:t>Schenkung? Paragraf 2325?</w:t>
             </w:r>
           </w:p>
         </w:tc>
@@ -810,7 +810,7 @@
                 <w:rFonts w:ascii="Times New Roman" w:hAnsi="Times New Roman"/>
                 <w:sz w:val="20"/>
               </w:rPr>
-              <w:t>§ 2346 BGB; Anfechtungsgefahr</w:t>
+              <w:t>Paragraf 2346 BGB; Anfechtungsgefahr</w:t>
             </w:r>
           </w:p>
         </w:tc>
@@ -854,7 +854,7 @@
                 <w:rFonts w:ascii="Times New Roman" w:hAnsi="Times New Roman"/>
                 <w:sz w:val="20"/>
               </w:rPr>
-              <w:t>§ 2325 BGB; Frist bis 14.06.2032</w:t>
+              <w:t>Paragraf 2325 BGB; Frist bis 14.06.2032</w:t>
             </w:r>
           </w:p>
         </w:tc>
@@ -1030,7 +1030,7 @@
                 <w:rFonts w:ascii="Times New Roman" w:hAnsi="Times New Roman"/>
                 <w:sz w:val="20"/>
               </w:rPr>
-              <w:t>TV-Amt erlischt (§ 2225 BGB)</w:t>
+              <w:t>TV-Amt erlischt (Paragraf 2225 BGB)</w:t>
             </w:r>
           </w:p>
         </w:tc>
@@ -1074,7 +1074,7 @@
                 <w:rFonts w:ascii="Times New Roman" w:hAnsi="Times New Roman"/>
                 <w:sz w:val="20"/>
               </w:rPr>
-              <w:t>§ 2325 BGB; Frist bis 22.12.2033</w:t>
+              <w:t>Paragraf 2325 BGB; Frist bis 22.12.2033</w:t>
             </w:r>
           </w:p>
         </w:tc>
@@ -1541,7 +1541,7 @@
                 <w:rFonts w:ascii="Times New Roman" w:hAnsi="Times New Roman"/>
                 <w:sz w:val="20"/>
               </w:rPr>
-              <w:t>Pflicht nach § 2259 BGB</w:t>
+              <w:t>Pflicht nach Paragraf 2259 BGB</w:t>
             </w:r>
           </w:p>
         </w:tc>
@@ -2255,7 +2255,7 @@
                 <w:rFonts w:ascii="Times New Roman" w:hAnsi="Times New Roman"/>
                 <w:sz w:val="20"/>
               </w:rPr>
-              <w:t>Schreiben Strecker an Kanzlei (Wohnrecht, Stick, § 1932)</w:t>
+              <w:t>Schreiben Strecker an Kanzlei (Wohnrecht, Stick, Paragraf 1932)</w:t>
             </w:r>
           </w:p>
         </w:tc>
@@ -2428,7 +2428,7 @@
                 <w:rFonts w:ascii="Times New Roman" w:hAnsi="Times New Roman"/>
                 <w:sz w:val="20"/>
               </w:rPr>
-              <w:t>Kanzlei beantragt § 1960 BGB</w:t>
+              <w:t>Kanzlei beantragt Paragraf 1960 BGB</w:t>
             </w:r>
           </w:p>
         </w:tc>
@@ -2546,7 +2546,7 @@
                 <w:rFonts w:ascii="Times New Roman" w:hAnsi="Times New Roman"/>
                 <w:sz w:val="20"/>
               </w:rPr>
-              <w:t>Dreimonatseinrede Henrike (§ 2014 BGB)</w:t>
+              <w:t>Dreimonatseinrede Henrike (Paragraf 2014 BGB)</w:t>
             </w:r>
           </w:p>
         </w:tc>
@@ -2634,7 +2634,7 @@
                 <w:rFonts w:ascii="Times New Roman" w:hAnsi="Times New Roman"/>
                 <w:sz w:val="20"/>
               </w:rPr>
-              <w:t>Anfechtungsfrist Marie-Theres (§ 123, 124 BGB)</w:t>
+              <w:t>Anfechtungsfrist Marie-Theres (Paragraf 123, 124 BGB)</w:t>
             </w:r>
           </w:p>
         </w:tc>
@@ -2766,7 +2766,7 @@
                 <w:rFonts w:ascii="Times New Roman" w:hAnsi="Times New Roman"/>
                 <w:sz w:val="20"/>
               </w:rPr>
-              <w:t>Verjährung Pflichtteilsansprüche (§ 2332 BGB)</w:t>
+              <w:t>Verjährung Pflichtteilsansprüche (Paragraf 2332 BGB)</w:t>
             </w:r>
           </w:p>
         </w:tc>
